--- a/source/reference_documents/tertiary_documents/requirements/Element-level Security Requirements/analysis/Element-level Security Requirements - Analysis.docx
+++ b/source/reference_documents/tertiary_documents/requirements/Element-level Security Requirements/analysis/Element-level Security Requirements - Analysis.docx
@@ -5,7 +5,6 @@
     <w:p>
       <w:pPr>
         <w:pStyle w:val="Title"/>
-        <w:jc w:val="center"/>
         <w:rPr>
           <w:rFonts w:cs="Arial"/>
         </w:rPr>
@@ -26,7 +25,6 @@
     <w:p>
       <w:pPr>
         <w:pStyle w:val="Title"/>
-        <w:jc w:val="center"/>
         <w:rPr>
           <w:rFonts w:cs="Arial"/>
         </w:rPr>
@@ -47,6 +45,9 @@
     <w:p>
       <w:pPr>
         <w:pStyle w:val="Heading1"/>
+        <w:tabs>
+          <w:tab w:val="left" w:pos="6603"/>
+        </w:tabs>
         <w:rPr>
           <w:rFonts w:cs="Arial"/>
         </w:rPr>
@@ -59,6 +60,12 @@
         </w:rPr>
         <w:t>Revision</w:t>
       </w:r>
+      <w:r>
+        <w:rPr>
+          <w:rFonts w:cs="Arial"/>
+        </w:rPr>
+        <w:tab/>
+      </w:r>
     </w:p>
     <w:p>
       <w:pPr>
@@ -80,7 +87,7 @@
           <w:rFonts w:cs="Arial"/>
           <w:szCs w:val="22"/>
         </w:rPr>
-        <w:t>4</w:t>
+        <w:t>5</w:t>
       </w:r>
     </w:p>
     <w:p>
@@ -118,7 +125,7 @@
           <w:noProof/>
           <w:szCs w:val="22"/>
         </w:rPr>
-        <w:t>4/11/25 12:11 PM</w:t>
+        <w:t>4/27/26 12:57 PM</w:t>
       </w:r>
       <w:r>
         <w:rPr>
@@ -412,59 +419,7 @@
           <w:rFonts w:cs="Arial"/>
           <w:szCs w:val="22"/>
         </w:rPr>
-        <w:t xml:space="preserve">. This is necessary given the nature of safety-critical, cyber-physical systems, subject to certifications such as </w:t>
-      </w:r>
-      <w:r>
-        <w:rPr>
-          <w:rFonts w:cs="Arial"/>
-          <w:b/>
-          <w:bCs/>
-          <w:szCs w:val="22"/>
-        </w:rPr>
-        <w:t>ISO</w:t>
-      </w:r>
-      <w:r>
-        <w:rPr>
-          <w:rFonts w:cs="Arial"/>
-          <w:b/>
-          <w:bCs/>
-          <w:szCs w:val="22"/>
-        </w:rPr>
-        <w:t>/SAE</w:t>
-      </w:r>
-      <w:r>
-        <w:rPr>
-          <w:rFonts w:cs="Arial"/>
-          <w:b/>
-          <w:bCs/>
-          <w:szCs w:val="22"/>
-        </w:rPr>
-        <w:t xml:space="preserve"> 21434</w:t>
-      </w:r>
-      <w:r>
-        <w:rPr>
-          <w:rFonts w:cs="Arial"/>
-          <w:szCs w:val="22"/>
-        </w:rPr>
-        <w:t xml:space="preserve"> and </w:t>
-      </w:r>
-      <w:r>
-        <w:rPr>
-          <w:rFonts w:cs="Arial"/>
-          <w:b/>
-          <w:bCs/>
-          <w:szCs w:val="22"/>
-        </w:rPr>
-        <w:t xml:space="preserve">ISO </w:t>
-      </w:r>
-      <w:r>
-        <w:rPr>
-          <w:rFonts w:cs="Arial"/>
-          <w:b/>
-          <w:bCs/>
-          <w:szCs w:val="22"/>
-        </w:rPr>
-        <w:t>26262</w:t>
+        <w:t>. This is necessary given the nature of safety-critical, cyber-physical systems</w:t>
       </w:r>
       <w:r>
         <w:rPr>
@@ -1094,29 +1049,77 @@
           <w:sz w:val="22"/>
           <w:szCs w:val="22"/>
         </w:rPr>
-        <w:t xml:space="preserve"> role SP-ARC-002 and detailed in section </w:t>
-      </w:r>
-      <w:r>
-        <w:rPr>
-          <w:rFonts w:cs="Arial"/>
+        <w:t xml:space="preserve"> role SP-ARC-002 and detailed in </w:t>
+      </w:r>
+      <w:r>
+        <w:rPr>
+          <w:sz w:val="22"/>
+          <w:szCs w:val="22"/>
+        </w:rPr>
+        <w:t>the</w:t>
+      </w:r>
+      <w:r>
+        <w:rPr>
+          <w:sz w:val="22"/>
+          <w:szCs w:val="22"/>
+        </w:rPr>
+        <w:t xml:space="preserve"> </w:t>
+      </w:r>
+      <w:r>
+        <w:rPr>
           <w:b/>
           <w:bCs/>
           <w:sz w:val="22"/>
           <w:szCs w:val="22"/>
         </w:rPr>
-        <w:t>12.7 Security Architect</w:t>
-      </w:r>
-      <w:r>
-        <w:rPr>
-          <w:rFonts w:cs="Arial"/>
+        <w:t>NCWF Roles - Security Architect</w:t>
+      </w:r>
+      <w:r>
+        <w:rPr>
           <w:sz w:val="22"/>
           <w:szCs w:val="22"/>
         </w:rPr>
-        <w:t xml:space="preserve"> of the AVCDL primary document </w:t>
-      </w:r>
-      <w:r>
-        <w:rPr>
-          <w:rFonts w:cs="Arial"/>
+        <w:t xml:space="preserve"> section of the </w:t>
+      </w:r>
+      <w:r>
+        <w:rPr>
+          <w:b/>
+          <w:bCs/>
+          <w:sz w:val="22"/>
+          <w:szCs w:val="22"/>
+        </w:rPr>
+        <w:t>AVCDL Background Material</w:t>
+      </w:r>
+      <w:r>
+        <w:rPr>
+          <w:sz w:val="22"/>
+          <w:szCs w:val="22"/>
+        </w:rPr>
+        <w:t xml:space="preserve"> elaboration</w:t>
+      </w:r>
+      <w:r>
+        <w:rPr>
+          <w:sz w:val="22"/>
+          <w:szCs w:val="22"/>
+        </w:rPr>
+        <w:t xml:space="preserve"> </w:t>
+      </w:r>
+      <w:r>
+        <w:rPr>
+          <w:sz w:val="22"/>
+          <w:szCs w:val="22"/>
+        </w:rPr>
+        <w:t>document</w:t>
+      </w:r>
+      <w:r>
+        <w:rPr>
+          <w:sz w:val="22"/>
+          <w:szCs w:val="22"/>
+        </w:rPr>
+        <w:t xml:space="preserve"> </w:t>
+      </w:r>
+      <w:r>
+        <w:rPr>
           <w:b/>
           <w:bCs/>
           <w:color w:val="0070C0"/>
@@ -1124,7 +1127,29 @@
           <w:szCs w:val="22"/>
           <w:vertAlign w:val="superscript"/>
         </w:rPr>
-        <w:t>[1]</w:t>
+        <w:t>[</w:t>
+      </w:r>
+      <w:r>
+        <w:rPr>
+          <w:b/>
+          <w:bCs/>
+          <w:color w:val="0070C0"/>
+          <w:sz w:val="22"/>
+          <w:szCs w:val="22"/>
+          <w:vertAlign w:val="superscript"/>
+        </w:rPr>
+        <w:t>8</w:t>
+      </w:r>
+      <w:r>
+        <w:rPr>
+          <w:b/>
+          <w:bCs/>
+          <w:color w:val="0070C0"/>
+          <w:sz w:val="22"/>
+          <w:szCs w:val="22"/>
+          <w:vertAlign w:val="superscript"/>
+        </w:rPr>
+        <w:t>]</w:t>
       </w:r>
       <w:r>
         <w:rPr>
@@ -2737,7 +2762,6 @@
               <w:bottom w:val="nil"/>
               <w:right w:val="nil"/>
             </w:tcBorders>
-            <w:shd w:val="clear" w:color="auto" w:fill="auto"/>
             <w:noWrap/>
             <w:vAlign w:val="bottom"/>
             <w:hideMark/>
@@ -2773,7 +2797,6 @@
               <w:bottom w:val="nil"/>
               <w:right w:val="nil"/>
             </w:tcBorders>
-            <w:shd w:val="clear" w:color="auto" w:fill="auto"/>
             <w:noWrap/>
             <w:vAlign w:val="bottom"/>
             <w:hideMark/>
@@ -2810,7 +2833,6 @@
               <w:bottom w:val="nil"/>
               <w:right w:val="nil"/>
             </w:tcBorders>
-            <w:shd w:val="clear" w:color="auto" w:fill="auto"/>
             <w:noWrap/>
             <w:vAlign w:val="bottom"/>
             <w:hideMark/>
@@ -2846,7 +2868,6 @@
               <w:bottom w:val="nil"/>
               <w:right w:val="nil"/>
             </w:tcBorders>
-            <w:shd w:val="clear" w:color="auto" w:fill="auto"/>
             <w:noWrap/>
             <w:vAlign w:val="bottom"/>
             <w:hideMark/>
@@ -2883,7 +2904,6 @@
               <w:bottom w:val="nil"/>
               <w:right w:val="nil"/>
             </w:tcBorders>
-            <w:shd w:val="clear" w:color="auto" w:fill="auto"/>
             <w:noWrap/>
             <w:vAlign w:val="bottom"/>
             <w:hideMark/>
@@ -2919,7 +2939,6 @@
               <w:bottom w:val="nil"/>
               <w:right w:val="nil"/>
             </w:tcBorders>
-            <w:shd w:val="clear" w:color="auto" w:fill="auto"/>
             <w:noWrap/>
             <w:vAlign w:val="bottom"/>
             <w:hideMark/>
@@ -2956,7 +2975,6 @@
               <w:bottom w:val="nil"/>
               <w:right w:val="nil"/>
             </w:tcBorders>
-            <w:shd w:val="clear" w:color="auto" w:fill="auto"/>
             <w:noWrap/>
             <w:vAlign w:val="bottom"/>
             <w:hideMark/>
@@ -2992,7 +3010,6 @@
               <w:bottom w:val="nil"/>
               <w:right w:val="nil"/>
             </w:tcBorders>
-            <w:shd w:val="clear" w:color="auto" w:fill="auto"/>
             <w:noWrap/>
             <w:vAlign w:val="bottom"/>
             <w:hideMark/>
@@ -3161,7 +3178,6 @@
               <w:bottom w:val="nil"/>
               <w:right w:val="nil"/>
             </w:tcBorders>
-            <w:shd w:val="clear" w:color="auto" w:fill="auto"/>
             <w:noWrap/>
             <w:vAlign w:val="bottom"/>
             <w:hideMark/>
@@ -3197,7 +3213,6 @@
               <w:bottom w:val="nil"/>
               <w:right w:val="nil"/>
             </w:tcBorders>
-            <w:shd w:val="clear" w:color="auto" w:fill="auto"/>
             <w:noWrap/>
             <w:vAlign w:val="bottom"/>
             <w:hideMark/>
@@ -3234,7 +3249,6 @@
               <w:bottom w:val="nil"/>
               <w:right w:val="nil"/>
             </w:tcBorders>
-            <w:shd w:val="clear" w:color="auto" w:fill="auto"/>
             <w:noWrap/>
             <w:vAlign w:val="bottom"/>
             <w:hideMark/>
@@ -3270,7 +3284,6 @@
               <w:bottom w:val="nil"/>
               <w:right w:val="nil"/>
             </w:tcBorders>
-            <w:shd w:val="clear" w:color="auto" w:fill="auto"/>
             <w:noWrap/>
             <w:vAlign w:val="bottom"/>
             <w:hideMark/>
@@ -3307,7 +3320,6 @@
               <w:bottom w:val="nil"/>
               <w:right w:val="nil"/>
             </w:tcBorders>
-            <w:shd w:val="clear" w:color="auto" w:fill="auto"/>
             <w:noWrap/>
             <w:vAlign w:val="bottom"/>
             <w:hideMark/>
@@ -3343,7 +3355,6 @@
               <w:bottom w:val="nil"/>
               <w:right w:val="nil"/>
             </w:tcBorders>
-            <w:shd w:val="clear" w:color="auto" w:fill="auto"/>
             <w:noWrap/>
             <w:vAlign w:val="bottom"/>
             <w:hideMark/>
@@ -3380,7 +3391,6 @@
               <w:bottom w:val="nil"/>
               <w:right w:val="nil"/>
             </w:tcBorders>
-            <w:shd w:val="clear" w:color="auto" w:fill="auto"/>
             <w:noWrap/>
             <w:vAlign w:val="bottom"/>
             <w:hideMark/>
@@ -3416,7 +3426,6 @@
               <w:bottom w:val="nil"/>
               <w:right w:val="nil"/>
             </w:tcBorders>
-            <w:shd w:val="clear" w:color="auto" w:fill="auto"/>
             <w:noWrap/>
             <w:vAlign w:val="bottom"/>
             <w:hideMark/>
@@ -3453,7 +3462,6 @@
               <w:bottom w:val="nil"/>
               <w:right w:val="nil"/>
             </w:tcBorders>
-            <w:shd w:val="clear" w:color="auto" w:fill="auto"/>
             <w:noWrap/>
             <w:vAlign w:val="bottom"/>
             <w:hideMark/>
@@ -3489,7 +3497,6 @@
               <w:bottom w:val="nil"/>
               <w:right w:val="nil"/>
             </w:tcBorders>
-            <w:shd w:val="clear" w:color="auto" w:fill="auto"/>
             <w:noWrap/>
             <w:vAlign w:val="bottom"/>
             <w:hideMark/>
@@ -3526,7 +3533,6 @@
               <w:bottom w:val="nil"/>
               <w:right w:val="nil"/>
             </w:tcBorders>
-            <w:shd w:val="clear" w:color="auto" w:fill="auto"/>
             <w:noWrap/>
             <w:vAlign w:val="bottom"/>
             <w:hideMark/>
@@ -3562,7 +3568,6 @@
               <w:bottom w:val="nil"/>
               <w:right w:val="nil"/>
             </w:tcBorders>
-            <w:shd w:val="clear" w:color="auto" w:fill="auto"/>
             <w:noWrap/>
             <w:vAlign w:val="bottom"/>
             <w:hideMark/>
@@ -3599,7 +3604,6 @@
               <w:bottom w:val="nil"/>
               <w:right w:val="nil"/>
             </w:tcBorders>
-            <w:shd w:val="clear" w:color="auto" w:fill="auto"/>
             <w:noWrap/>
             <w:vAlign w:val="bottom"/>
             <w:hideMark/>
@@ -3635,7 +3639,6 @@
               <w:bottom w:val="nil"/>
               <w:right w:val="nil"/>
             </w:tcBorders>
-            <w:shd w:val="clear" w:color="auto" w:fill="auto"/>
             <w:noWrap/>
             <w:vAlign w:val="bottom"/>
             <w:hideMark/>
@@ -3672,7 +3675,6 @@
               <w:bottom w:val="nil"/>
               <w:right w:val="nil"/>
             </w:tcBorders>
-            <w:shd w:val="clear" w:color="auto" w:fill="auto"/>
             <w:noWrap/>
             <w:vAlign w:val="bottom"/>
             <w:hideMark/>
@@ -3708,7 +3710,6 @@
               <w:bottom w:val="nil"/>
               <w:right w:val="nil"/>
             </w:tcBorders>
-            <w:shd w:val="clear" w:color="auto" w:fill="auto"/>
             <w:noWrap/>
             <w:vAlign w:val="bottom"/>
             <w:hideMark/>
@@ -3745,7 +3746,6 @@
               <w:bottom w:val="nil"/>
               <w:right w:val="nil"/>
             </w:tcBorders>
-            <w:shd w:val="clear" w:color="auto" w:fill="auto"/>
             <w:noWrap/>
             <w:vAlign w:val="bottom"/>
             <w:hideMark/>
@@ -3781,7 +3781,6 @@
               <w:bottom w:val="nil"/>
               <w:right w:val="nil"/>
             </w:tcBorders>
-            <w:shd w:val="clear" w:color="auto" w:fill="auto"/>
             <w:noWrap/>
             <w:vAlign w:val="bottom"/>
             <w:hideMark/>
@@ -3826,7 +3825,6 @@
               <w:bottom w:val="nil"/>
               <w:right w:val="nil"/>
             </w:tcBorders>
-            <w:shd w:val="clear" w:color="auto" w:fill="auto"/>
             <w:noWrap/>
             <w:vAlign w:val="bottom"/>
             <w:hideMark/>
@@ -3862,7 +3860,6 @@
               <w:bottom w:val="nil"/>
               <w:right w:val="nil"/>
             </w:tcBorders>
-            <w:shd w:val="clear" w:color="auto" w:fill="auto"/>
             <w:noWrap/>
             <w:vAlign w:val="bottom"/>
             <w:hideMark/>
@@ -6856,6 +6853,31 @@
           <w:szCs w:val="22"/>
         </w:rPr>
         <w:t>(AVCDL secondary document)</w:t>
+      </w:r>
+    </w:p>
+    <w:p>
+      <w:pPr>
+        <w:pStyle w:val="ListParagraph"/>
+        <w:numPr>
+          <w:ilvl w:val="0"/>
+          <w:numId w:val="3"/>
+        </w:numPr>
+        <w:ind w:left="360"/>
+        <w:rPr>
+          <w:rFonts w:cs="Arial"/>
+          <w:color w:val="000000" w:themeColor="text1"/>
+          <w:szCs w:val="22"/>
+        </w:rPr>
+      </w:pPr>
+      <w:r>
+        <w:rPr>
+          <w:b/>
+          <w:bCs/>
+        </w:rPr>
+        <w:t xml:space="preserve">AVCDL Background Material </w:t>
+      </w:r>
+      <w:r>
+        <w:t>(AVCDL elaboration document)</w:t>
       </w:r>
     </w:p>
     <w:p>
@@ -8982,10 +9004,12 @@
     <w:next w:val="Normal"/>
     <w:uiPriority w:val="10"/>
     <w:qFormat/>
+    <w:rsid w:val="00527708"/>
     <w:pPr>
       <w:keepNext/>
       <w:keepLines/>
       <w:spacing w:after="60"/>
+      <w:jc w:val="center"/>
     </w:pPr>
     <w:rPr>
       <w:sz w:val="52"/>
